--- a/FRONTEND_ARCHITECTURE.docx
+++ b/FRONTEND_ARCHITECTURE.docx
@@ -1356,7 +1356,7 @@
           <w:sz w:val="21"/>
           <w:szCs w:val="21"/>
         </w:rPr>
-        <w:t xml:space="preserve">All shared state lives in App.jsx as a flat list of useState calls — no reducer, no Context provider, no external store. This works because the whole shared-state surface is small enough to read in one screen (roughly 20 pieces of state) and because there's exactly one consumer tree (the mobile app shell), so there's no cross-cutting subscription problem a store would solve.</w:t>
+        <w:t xml:space="preserve">All shared state lives in App.jsx as a flat list of useState calls — no reducer, no Context provider, no external store. This works because the whole shared-state surface is small enough to read in one screen (roughly two dozen pieces of state) and because there's exactly one consumer tree (the mobile app shell), so there's no cross-cutting subscription problem a store would solve.</w:t>
       </w:r>
     </w:p>
     <w:p>
